--- a/data/human_paras/human_para_171.docx
+++ b/data/human_paras/human_para_171.docx
@@ -4,7 +4,7 @@
   <w:body>
     <w:p>
       <w:r>
-        <w:t>The love discussed in this excerpt of Phaedrus, instead, opens ways for this feeling to bring more meaning to existence. The appearance of the charioteer, the controller, makes this complex implication closer to something Erich Fromm writes about, “Love isn't something natural. Rather it requires discipline, concentration, patience, faith, and the overcoming of narcissism. It isn't a feeling, it is a practice” (Ref-s066026). This approach towards love is hugely similar to what Plato describes in this part of the Phaedrus because it refers to all kinds of facets there are to reaching pure and unadulterated love. For example, the most common wedding oath includes the promise to be together in the good and the bad, to withstand poorness and enjoy richness together; the fact that these words are voiced in itself is the proof that this image of love is ultimate.</w:t>
+        <w:t>What I think of this quote is similar to a complex understanding of love as the power to change the world. Such love, if really pure and profound, unbothered by the limitations of earthly beauty, can not only last longer but also help to find a better way of leading one’s life. In terms of interpersonal relationships, the diverse implications of romantic love appear frequently in popular culture. For example, Lana Del Ray’s lyrics “Will you still love me when I’m no longer young and beautiful?” (Ref-u258250) are surprisingly relative to this quote from Phaedrus as it questions the quality of love that is bound to depend on external beauty. For example, couples that invite cheating and unfaithfulness to their relationships once the external touch of youth and beauty withers demonstrate this kind of dark, undeveloped love.</w:t>
       </w:r>
     </w:p>
     <w:sectPr>
